--- a/research/Physiological_Research_原稿图件恢复_20261015/Yuan_中文.docx
+++ b/research/Physiological_Research_原稿图件恢复_20261015/Yuan_中文.docx
@@ -2962,7 +2962,7 @@
       <w:r>
         <w:drawing>
           <wp:inline xmlns:a="http://schemas.openxmlformats.org/drawingml/2006/main" xmlns:pic="http://schemas.openxmlformats.org/drawingml/2006/picture">
-            <wp:extent cx="5669280" cy="3231490"/>
+            <wp:extent cx="5669280" cy="3628339"/>
             <wp:docPr id="4" name="Picture 4" descr="Proposed mechanism requiring testing"/>
             <wp:cNvGraphicFramePr>
               <a:graphicFrameLocks noChangeAspect="1"/>
@@ -2983,7 +2983,7 @@
                   <pic:spPr>
                     <a:xfrm>
                       <a:off x="0" y="0"/>
-                      <a:ext cx="5669280" cy="3231490"/>
+                      <a:ext cx="5669280" cy="3628339"/>
                     </a:xfrm>
                     <a:prstGeom prst="rect"/>
                   </pic:spPr>
@@ -3004,7 +3004,7 @@
           <w:color w:val="000000"/>
           <w:sz w:val="24"/>
         </w:rPr>
-        <w:t>图4. 颈部扰动、Ang II/AT1-R信号、NOX相关氧化还原变化与交感血压调节之间的拟议联系。虚线箭头表示有待检验的关系。本研究检测区域生化指标及</w:t>
+        <w:t>图4. 区域检测结果与拟议的心血管调节联系。绿色表示本稿区域组织测量，蓝色表示既往报道[4,13]。上、下方向符号表示第28天模型组相对伪手术组的差异方向。虚线箭头及虚线框表示尚待检验的功能联系。Nox1/Nox4 mRNA不能证明NOX酶活性或交感神经介导作用。颈椎符号仅为示意。三条独立时间线分别显示伪手术、模型组第28天终末取材，以及复位组第28天取出异物后第56天取材；时间及二次手术仍与异物取出效应混杂。Codex辅助编写常规矢量绘图代码。</w:t>
       </w:r>
       <w:r>
         <w:rPr>
@@ -3013,7 +3013,6 @@
           <w:color w:val="000000"/>
           <w:sz w:val="24"/>
         </w:rPr>
-        <w:t>Nox1</w:t>
       </w:r>
       <w:r>
         <w:rPr>
@@ -3021,7 +3020,6 @@
           <w:color w:val="000000"/>
           <w:sz w:val="24"/>
         </w:rPr>
-        <w:t>/</w:t>
       </w:r>
       <w:r>
         <w:rPr>
@@ -3030,7 +3028,6 @@
           <w:color w:val="000000"/>
           <w:sz w:val="24"/>
         </w:rPr>
-        <w:t>Nox4</w:t>
       </w:r>
       <w:r>
         <w:rPr>
@@ -3038,7 +3035,6 @@
           <w:color w:val="000000"/>
           <w:sz w:val="24"/>
         </w:rPr>
-        <w:t>转录本，未作通路干预或交感神经记录。复位组第56天取材，伪手术及模型组第28天取材；时间及二次手术与异物取出混杂。Codex辅助编写常规示意图代码。</w:t>
       </w:r>
     </w:p>
     <w:sectPr>

--- a/research/Physiological_Research_原稿图件恢复_20261015/Yuan_中文.docx
+++ b/research/Physiological_Research_原稿图件恢复_20261015/Yuan_中文.docx
@@ -1128,7 +1128,7 @@
           <w:color w:val="000000"/>
           <w:sz w:val="24"/>
         </w:rPr>
-        <w:t>每项腹外侧延髓组织生化终点均采用每组6只大鼠进行分析。伪手术组、模型组和复位组的SOD活性分别为1.122 ± 0.072、0.564 ± 0.072和1.035 ± 0.101 U/mg蛋白；相应MDA含量分别为0.095 ± 0.017、0.349 ± 0.034和0.213 ± 0.049 nmol/mg蛋白，ROS相关荧光值分别为1326.9 ± 50.6、3295.6 ± 216.3和2265.6 ± 131.6 AU（图2）。Welch检验显示组间存在差异：SOD，F(2, 9.816) = 91.626；MDA，F(2, 8.500) = 130.738；ROS相关荧光，F(2, 7.804) = 314.907（均P &lt; 0.001）。模型组与伪手术组的均值差及95%置信区间见表1。与第28天取样的模型组相比，第56天取样的复位组SOD活性较高，MDA和ROS相关荧光较低（Games-Howell校正后均P &lt; 0.001）。与伪手术组相比，复位组MDA较高（校正后P = 0.0033），ROS相关荧光较高（校正后P &lt; 0.001）；SOD差异无统计学显著性（校正后P = 0.2534）。这并不能证明两组等效。上述复位组比较描述的是经过不同时间后取样的组间差异。完整数值结果见补充文件3。</w:t>
+        <w:t>每项腹外侧延髓组织生化终点均采用每组6只大鼠进行分析。伪手术组、模型组和复位组的SOD活性分别为1.122 ± 0.072、0.564 ± 0.072和1.035 ± 0.101 U/mg蛋白；相应MDA含量分别为0.095 ± 0.017、0.349 ± 0.034和0.213 ± 0.049 nmol/mg蛋白，ROS相关荧光值分别为1326.9 ± 50.6、3295.6 ± 216.3和2265.6 ± 131.6 AU（图2）。Welch检验显示组间存在差异：SOD，F(2, 9.816) = 91.626；MDA，F(2, 8.500) = 130.738；ROS相关荧光，F(2, 7.804) = 314.907（均P &lt; 0.001）。模型组与伪手术组的均值差及95%置信区间见补充表S1。与第28天取样的模型组相比，第56天取样的复位组SOD活性较高，MDA和ROS相关荧光较低（Games-Howell校正后均P &lt; 0.001）。与伪手术组相比，复位组MDA较高（校正后P = 0.0033），ROS相关荧光较高（校正后P &lt; 0.001）；SOD差异无统计学显著性（校正后P = 0.2534）。这并不能证明两组等效。上述复位组比较描述的是经过不同时间后取样的组间差异。完整数值结果见补充文件3。</w:t>
       </w:r>
     </w:p>
     <w:p>
@@ -1666,7 +1666,7 @@
           <w:color w:val="000000"/>
           <w:sz w:val="24"/>
         </w:rPr>
-        <w:t>补充数据、完整统计输出、复现代码、血压来源工作簿及HE资料单独提供。各项说明及补充图S1、S2见Yuan_supplementary_information.docx，独立数值与来源文件见Supporting_Information文件夹。</w:t>
+        <w:t>补充数据、完整统计输出、复现代码、血压来源工作簿及HE资料单独提供。各项说明、补充表S1及补充图S1、S2见Yuan_supplementary_information.docx，独立数值与来源文件见Supporting_Information文件夹。</w:t>
       </w:r>
     </w:p>
     <w:p>
@@ -1953,746 +1953,7 @@
     <w:p>
       <w:pPr>
         <w:pStyle w:val="3"/>
-        <w:widowControl/>
-      </w:pPr>
-      <w:r>
-        <w:rPr>
-          <w:rFonts w:ascii="Times New Roman" w:hAnsi="Times New Roman" w:cs="Times New Roman" w:eastAsia="Songti SC"/>
-          <w:b/>
-          <w:color w:val="000000"/>
-          <w:sz w:val="26"/>
-        </w:rPr>
-        <w:t>表格</w:t>
-      </w:r>
-    </w:p>
-    <w:p>
-      <w:pPr>
-        <w:widowControl/>
-      </w:pPr>
-      <w:r>
-        <w:rPr>
-          <w:rFonts w:ascii="Times New Roman" w:hAnsi="Times New Roman" w:cs="Times New Roman" w:eastAsia="Songti SC"/>
-          <w:color w:val="000000"/>
-          <w:sz w:val="24"/>
-        </w:rPr>
-        <w:t>表1 第28天模型组与伪手术组区域生化指标的组间差值及95%置信区间</w:t>
-      </w:r>
-    </w:p>
-    <w:tbl>
-      <w:tblPr>
-        <w:tblW w:w="0" w:type="auto"/>
-        <w:jc w:val="center"/>
-        <w:tblLayout w:type="fixed"/>
-        <w:tblCellMar>
-          <w:top w:w="0" w:type="dxa"/>
-          <w:left w:w="108" w:type="dxa"/>
-          <w:bottom w:w="0" w:type="dxa"/>
-          <w:right w:w="108" w:type="dxa"/>
-        </w:tblCellMar>
-        <w:tblBorders>
-          <w:top w:val="single" w:sz="6" w:color="000000"/>
-          <w:left w:val="nil" w:sz="6" w:color="000000"/>
-          <w:bottom w:val="single" w:sz="6" w:color="000000"/>
-          <w:right w:val="nil" w:sz="6" w:color="000000"/>
-          <w:insideH w:val="nil" w:sz="6" w:color="000000"/>
-          <w:insideV w:val="nil" w:sz="6" w:color="000000"/>
-        </w:tblBorders>
-        <w:tblLook w:val="0000" w:firstRow="0" w:lastRow="0" w:firstColumn="0" w:lastColumn="0" w:noHBand="1" w:noVBand="1"/>
-      </w:tblPr>
-      <w:tblGrid>
-        <w:gridCol w:w="3053"/>
-        <w:gridCol w:w="1728"/>
-        <w:gridCol w:w="2851"/>
-        <w:gridCol w:w="1224"/>
-      </w:tblGrid>
-      <w:tr>
-        <w:trPr>
-          <w:cantSplit/>
-          <w:tblHeader/>
-          <w:jc w:val="center"/>
-          <w:cantSplit/>
-          <w:tblHeader/>
-        </w:trPr>
-        <w:tc>
-          <w:tcPr>
-            <w:tcW w:w="3053" w:type="dxa"/>
-            <w:tcMar>
-              <w:top w:w="90" w:type="dxa"/>
-              <w:left w:w="90" w:type="dxa"/>
-              <w:bottom w:w="90" w:type="dxa"/>
-              <w:right w:w="90" w:type="dxa"/>
-            </w:tcMar>
-            <w:vAlign w:val="center"/>
-            <w:tcMar>
-              <w:top w:w="90" w:type="dxa"/>
-              <w:bottom w:w="90" w:type="dxa"/>
-              <w:left w:w="100" w:type="dxa"/>
-              <w:right w:w="100" w:type="dxa"/>
-            </w:tcMar>
-            <w:tcBorders>
-              <w:bottom w:val="single" w:sz="4" w:color="000000"/>
-            </w:tcBorders>
-          </w:tcPr>
-          <w:p>
-            <w:pPr>
-              <w:spacing w:after="0" w:line="240" w:lineRule="auto"/>
-              <w:jc w:val="left"/>
-              <w:rPr>
-                <w:sz w:val="2"/>
-                <w:szCs w:val="2"/>
-              </w:rPr>
-            </w:pPr>
-            <w:r>
-              <w:rPr>
-                <w:b/>
-                <w:color w:val="000000"/>
-                <w:sz w:val="24"/>
-                <w:szCs w:val="24"/>
-                <w:rFonts w:eastAsia="Times New Roman" w:ascii="Times New Roman" w:hAnsi="Times New Roman"/>
-                <w:lang w:eastAsia="zh-CN"/>
-              </w:rPr>
-              <w:t xml:space="preserve">Outcome</w:t>
-            </w:r>
-          </w:p>
-        </w:tc>
-        <w:tc>
-          <w:tcPr>
-            <w:tcW w:w="1728" w:type="dxa"/>
-            <w:tcMar>
-              <w:top w:w="90" w:type="dxa"/>
-              <w:left w:w="90" w:type="dxa"/>
-              <w:bottom w:w="90" w:type="dxa"/>
-              <w:right w:w="90" w:type="dxa"/>
-            </w:tcMar>
-            <w:vAlign w:val="center"/>
-            <w:tcMar>
-              <w:top w:w="90" w:type="dxa"/>
-              <w:bottom w:w="90" w:type="dxa"/>
-              <w:left w:w="100" w:type="dxa"/>
-              <w:right w:w="100" w:type="dxa"/>
-            </w:tcMar>
-            <w:tcBorders>
-              <w:bottom w:val="single" w:sz="4" w:color="000000"/>
-            </w:tcBorders>
-          </w:tcPr>
-          <w:p>
-            <w:pPr>
-              <w:spacing w:after="0" w:line="240" w:lineRule="auto"/>
-              <w:jc w:val="center"/>
-              <w:rPr>
-                <w:sz w:val="2"/>
-                <w:szCs w:val="2"/>
-              </w:rPr>
-            </w:pPr>
-            <w:r>
-              <w:rPr>
-                <w:b/>
-                <w:color w:val="000000"/>
-                <w:sz w:val="24"/>
-                <w:szCs w:val="24"/>
-                <w:rFonts w:eastAsia="Times New Roman" w:ascii="Times New Roman" w:hAnsi="Times New Roman"/>
-                <w:lang w:eastAsia="zh-CN"/>
-              </w:rPr>
-              <w:t xml:space="preserve">Model minus sham</w:t>
-            </w:r>
-          </w:p>
-        </w:tc>
-        <w:tc>
-          <w:tcPr>
-            <w:tcW w:w="2851" w:type="dxa"/>
-            <w:tcMar>
-              <w:top w:w="90" w:type="dxa"/>
-              <w:left w:w="90" w:type="dxa"/>
-              <w:bottom w:w="90" w:type="dxa"/>
-              <w:right w:w="90" w:type="dxa"/>
-            </w:tcMar>
-            <w:vAlign w:val="center"/>
-            <w:tcMar>
-              <w:top w:w="90" w:type="dxa"/>
-              <w:bottom w:w="90" w:type="dxa"/>
-              <w:left w:w="100" w:type="dxa"/>
-              <w:right w:w="100" w:type="dxa"/>
-            </w:tcMar>
-            <w:tcBorders>
-              <w:bottom w:val="single" w:sz="4" w:color="000000"/>
-            </w:tcBorders>
-          </w:tcPr>
-          <w:p>
-            <w:pPr>
-              <w:spacing w:after="0" w:line="240" w:lineRule="auto"/>
-              <w:jc w:val="center"/>
-              <w:rPr>
-                <w:sz w:val="2"/>
-                <w:szCs w:val="2"/>
-              </w:rPr>
-            </w:pPr>
-            <w:r>
-              <w:rPr>
-                <w:b/>
-                <w:color w:val="000000"/>
-                <w:sz w:val="24"/>
-                <w:szCs w:val="24"/>
-                <w:rFonts w:eastAsia="Times New Roman" w:ascii="Times New Roman" w:hAnsi="Times New Roman"/>
-                <w:lang w:eastAsia="zh-CN"/>
-              </w:rPr>
-              <w:t xml:space="preserve">95% confidence interval</w:t>
-            </w:r>
-          </w:p>
-        </w:tc>
-        <w:tc>
-          <w:tcPr>
-            <w:tcW w:w="1224" w:type="dxa"/>
-            <w:tcMar>
-              <w:top w:w="90" w:type="dxa"/>
-              <w:left w:w="90" w:type="dxa"/>
-              <w:bottom w:w="90" w:type="dxa"/>
-              <w:right w:w="90" w:type="dxa"/>
-            </w:tcMar>
-            <w:vAlign w:val="center"/>
-            <w:tcMar>
-              <w:top w:w="90" w:type="dxa"/>
-              <w:bottom w:w="90" w:type="dxa"/>
-              <w:left w:w="100" w:type="dxa"/>
-              <w:right w:w="100" w:type="dxa"/>
-            </w:tcMar>
-            <w:tcBorders>
-              <w:bottom w:val="single" w:sz="4" w:color="000000"/>
-            </w:tcBorders>
-          </w:tcPr>
-          <w:p>
-            <w:pPr>
-              <w:spacing w:after="0" w:line="240" w:lineRule="auto"/>
-              <w:jc w:val="center"/>
-              <w:rPr>
-                <w:sz w:val="2"/>
-                <w:szCs w:val="2"/>
-              </w:rPr>
-            </w:pPr>
-            <w:r>
-              <w:rPr>
-                <w:b/>
-                <w:color w:val="000000"/>
-                <w:sz w:val="24"/>
-                <w:szCs w:val="24"/>
-                <w:rFonts w:eastAsia="Times New Roman" w:ascii="Times New Roman" w:hAnsi="Times New Roman"/>
-                <w:lang w:eastAsia="zh-CN"/>
-              </w:rPr>
-              <w:t xml:space="preserve">Adjusted P value</w:t>
-            </w:r>
-          </w:p>
-        </w:tc>
-      </w:tr>
-      <w:tr>
-        <w:trPr>
-          <w:cantSplit/>
-          <w:jc w:val="center"/>
-          <w:cantSplit/>
-        </w:trPr>
-        <w:tc>
-          <w:tcPr>
-            <w:tcW w:w="3053" w:type="dxa"/>
-            <w:tcMar>
-              <w:top w:w="90" w:type="dxa"/>
-              <w:left w:w="90" w:type="dxa"/>
-              <w:bottom w:w="90" w:type="dxa"/>
-              <w:right w:w="90" w:type="dxa"/>
-            </w:tcMar>
-            <w:vAlign w:val="center"/>
-            <w:tcMar>
-              <w:top w:w="90" w:type="dxa"/>
-              <w:bottom w:w="90" w:type="dxa"/>
-              <w:left w:w="100" w:type="dxa"/>
-              <w:right w:w="100" w:type="dxa"/>
-            </w:tcMar>
-          </w:tcPr>
-          <w:p>
-            <w:pPr>
-              <w:spacing w:after="0" w:line="240" w:lineRule="auto"/>
-              <w:jc w:val="left"/>
-              <w:rPr>
-                <w:sz w:val="2"/>
-                <w:szCs w:val="2"/>
-              </w:rPr>
-            </w:pPr>
-            <w:r>
-              <w:rPr>
-                <w:b w:val="0"/>
-                <w:color w:val="000000"/>
-                <w:sz w:val="24"/>
-                <w:szCs w:val="24"/>
-                <w:rFonts w:eastAsia="Times New Roman" w:ascii="Times New Roman" w:hAnsi="Times New Roman"/>
-                <w:lang w:eastAsia="zh-CN"/>
-              </w:rPr>
-              <w:t xml:space="preserve">SOD (U/mg protein)</w:t>
-            </w:r>
-          </w:p>
-        </w:tc>
-        <w:tc>
-          <w:tcPr>
-            <w:tcW w:w="1728" w:type="dxa"/>
-            <w:tcMar>
-              <w:top w:w="90" w:type="dxa"/>
-              <w:left w:w="90" w:type="dxa"/>
-              <w:bottom w:w="90" w:type="dxa"/>
-              <w:right w:w="90" w:type="dxa"/>
-            </w:tcMar>
-            <w:vAlign w:val="center"/>
-            <w:tcMar>
-              <w:top w:w="90" w:type="dxa"/>
-              <w:bottom w:w="90" w:type="dxa"/>
-              <w:left w:w="100" w:type="dxa"/>
-              <w:right w:w="100" w:type="dxa"/>
-            </w:tcMar>
-          </w:tcPr>
-          <w:p>
-            <w:pPr>
-              <w:spacing w:after="0" w:line="240" w:lineRule="auto"/>
-              <w:jc w:val="center"/>
-              <w:rPr>
-                <w:sz w:val="2"/>
-                <w:szCs w:val="2"/>
-              </w:rPr>
-            </w:pPr>
-            <w:r>
-              <w:rPr>
-                <w:b w:val="0"/>
-                <w:color w:val="000000"/>
-                <w:sz w:val="24"/>
-                <w:szCs w:val="24"/>
-                <w:rFonts w:eastAsia="Times New Roman" w:ascii="Times New Roman" w:hAnsi="Times New Roman"/>
-                <w:lang w:eastAsia="zh-CN"/>
-              </w:rPr>
-              <w:t xml:space="preserve">−0.558</w:t>
-            </w:r>
-          </w:p>
-        </w:tc>
-        <w:tc>
-          <w:tcPr>
-            <w:tcW w:w="2851" w:type="dxa"/>
-            <w:tcMar>
-              <w:top w:w="90" w:type="dxa"/>
-              <w:left w:w="90" w:type="dxa"/>
-              <w:bottom w:w="90" w:type="dxa"/>
-              <w:right w:w="90" w:type="dxa"/>
-            </w:tcMar>
-            <w:vAlign w:val="center"/>
-            <w:tcMar>
-              <w:top w:w="90" w:type="dxa"/>
-              <w:bottom w:w="90" w:type="dxa"/>
-              <w:left w:w="100" w:type="dxa"/>
-              <w:right w:w="100" w:type="dxa"/>
-            </w:tcMar>
-          </w:tcPr>
-          <w:p>
-            <w:pPr>
-              <w:spacing w:after="0" w:line="240" w:lineRule="auto"/>
-              <w:jc w:val="center"/>
-              <w:rPr>
-                <w:sz w:val="2"/>
-                <w:szCs w:val="2"/>
-              </w:rPr>
-            </w:pPr>
-            <w:r>
-              <w:rPr>
-                <w:b w:val="0"/>
-                <w:color w:val="000000"/>
-                <w:sz w:val="24"/>
-                <w:szCs w:val="24"/>
-                <w:rFonts w:eastAsia="Times New Roman" w:ascii="Times New Roman" w:hAnsi="Times New Roman"/>
-                <w:lang w:eastAsia="zh-CN"/>
-              </w:rPr>
-              <w:t xml:space="preserve">−0.672 to −0.443</w:t>
-            </w:r>
-          </w:p>
-        </w:tc>
-        <w:tc>
-          <w:tcPr>
-            <w:tcW w:w="1224" w:type="dxa"/>
-            <w:tcMar>
-              <w:top w:w="90" w:type="dxa"/>
-              <w:left w:w="90" w:type="dxa"/>
-              <w:bottom w:w="90" w:type="dxa"/>
-              <w:right w:w="90" w:type="dxa"/>
-            </w:tcMar>
-            <w:vAlign w:val="center"/>
-            <w:tcMar>
-              <w:top w:w="90" w:type="dxa"/>
-              <w:bottom w:w="90" w:type="dxa"/>
-              <w:left w:w="100" w:type="dxa"/>
-              <w:right w:w="100" w:type="dxa"/>
-            </w:tcMar>
-          </w:tcPr>
-          <w:p>
-            <w:pPr>
-              <w:spacing w:after="0" w:line="240" w:lineRule="auto"/>
-              <w:jc w:val="center"/>
-              <w:rPr>
-                <w:sz w:val="2"/>
-                <w:szCs w:val="2"/>
-              </w:rPr>
-            </w:pPr>
-            <w:r>
-              <w:rPr>
-                <w:b w:val="0"/>
-                <w:color w:val="000000"/>
-                <w:sz w:val="24"/>
-                <w:szCs w:val="24"/>
-                <w:rFonts w:eastAsia="Times New Roman" w:ascii="Times New Roman" w:hAnsi="Times New Roman"/>
-                <w:lang w:eastAsia="zh-CN"/>
-              </w:rPr>
-              <w:t xml:space="preserve">&lt;0.001</w:t>
-            </w:r>
-          </w:p>
-        </w:tc>
-      </w:tr>
-      <w:tr>
-        <w:trPr>
-          <w:cantSplit/>
-          <w:jc w:val="center"/>
-          <w:cantSplit/>
-        </w:trPr>
-        <w:tc>
-          <w:tcPr>
-            <w:tcW w:w="3053" w:type="dxa"/>
-            <w:tcMar>
-              <w:top w:w="90" w:type="dxa"/>
-              <w:left w:w="90" w:type="dxa"/>
-              <w:bottom w:w="90" w:type="dxa"/>
-              <w:right w:w="90" w:type="dxa"/>
-            </w:tcMar>
-            <w:vAlign w:val="center"/>
-            <w:tcMar>
-              <w:top w:w="90" w:type="dxa"/>
-              <w:bottom w:w="90" w:type="dxa"/>
-              <w:left w:w="100" w:type="dxa"/>
-              <w:right w:w="100" w:type="dxa"/>
-            </w:tcMar>
-          </w:tcPr>
-          <w:p>
-            <w:pPr>
-              <w:spacing w:after="0" w:line="240" w:lineRule="auto"/>
-              <w:jc w:val="left"/>
-              <w:rPr>
-                <w:sz w:val="2"/>
-                <w:szCs w:val="2"/>
-              </w:rPr>
-            </w:pPr>
-            <w:r>
-              <w:rPr>
-                <w:b w:val="0"/>
-                <w:color w:val="000000"/>
-                <w:sz w:val="24"/>
-                <w:szCs w:val="24"/>
-                <w:rFonts w:eastAsia="Times New Roman" w:ascii="Times New Roman" w:hAnsi="Times New Roman"/>
-                <w:lang w:eastAsia="zh-CN"/>
-              </w:rPr>
-              <w:t xml:space="preserve">MDA (nmol/mg protein)</w:t>
-            </w:r>
-          </w:p>
-        </w:tc>
-        <w:tc>
-          <w:tcPr>
-            <w:tcW w:w="1728" w:type="dxa"/>
-            <w:tcMar>
-              <w:top w:w="90" w:type="dxa"/>
-              <w:left w:w="90" w:type="dxa"/>
-              <w:bottom w:w="90" w:type="dxa"/>
-              <w:right w:w="90" w:type="dxa"/>
-            </w:tcMar>
-            <w:vAlign w:val="center"/>
-            <w:tcMar>
-              <w:top w:w="90" w:type="dxa"/>
-              <w:bottom w:w="90" w:type="dxa"/>
-              <w:left w:w="100" w:type="dxa"/>
-              <w:right w:w="100" w:type="dxa"/>
-            </w:tcMar>
-          </w:tcPr>
-          <w:p>
-            <w:pPr>
-              <w:spacing w:after="0" w:line="240" w:lineRule="auto"/>
-              <w:jc w:val="center"/>
-              <w:rPr>
-                <w:sz w:val="2"/>
-                <w:szCs w:val="2"/>
-              </w:rPr>
-            </w:pPr>
-            <w:r>
-              <w:rPr>
-                <w:b w:val="0"/>
-                <w:color w:val="000000"/>
-                <w:sz w:val="24"/>
-                <w:szCs w:val="24"/>
-                <w:rFonts w:eastAsia="Times New Roman" w:ascii="Times New Roman" w:hAnsi="Times New Roman"/>
-                <w:lang w:eastAsia="zh-CN"/>
-              </w:rPr>
-              <w:t xml:space="preserve">0.253</w:t>
-            </w:r>
-          </w:p>
-        </w:tc>
-        <w:tc>
-          <w:tcPr>
-            <w:tcW w:w="2851" w:type="dxa"/>
-            <w:tcMar>
-              <w:top w:w="90" w:type="dxa"/>
-              <w:left w:w="90" w:type="dxa"/>
-              <w:bottom w:w="90" w:type="dxa"/>
-              <w:right w:w="90" w:type="dxa"/>
-            </w:tcMar>
-            <w:vAlign w:val="center"/>
-            <w:tcMar>
-              <w:top w:w="90" w:type="dxa"/>
-              <w:bottom w:w="90" w:type="dxa"/>
-              <w:left w:w="100" w:type="dxa"/>
-              <w:right w:w="100" w:type="dxa"/>
-            </w:tcMar>
-          </w:tcPr>
-          <w:p>
-            <w:pPr>
-              <w:spacing w:after="0" w:line="240" w:lineRule="auto"/>
-              <w:jc w:val="center"/>
-              <w:rPr>
-                <w:sz w:val="2"/>
-                <w:szCs w:val="2"/>
-              </w:rPr>
-            </w:pPr>
-            <w:r>
-              <w:rPr>
-                <w:b w:val="0"/>
-                <w:color w:val="000000"/>
-                <w:sz w:val="24"/>
-                <w:szCs w:val="24"/>
-                <w:rFonts w:eastAsia="Times New Roman" w:ascii="Times New Roman" w:hAnsi="Times New Roman"/>
-                <w:lang w:eastAsia="zh-CN"/>
-              </w:rPr>
-              <w:t xml:space="preserve">0.209 to 0.298</w:t>
-            </w:r>
-          </w:p>
-        </w:tc>
-        <w:tc>
-          <w:tcPr>
-            <w:tcW w:w="1224" w:type="dxa"/>
-            <w:tcMar>
-              <w:top w:w="90" w:type="dxa"/>
-              <w:left w:w="90" w:type="dxa"/>
-              <w:bottom w:w="90" w:type="dxa"/>
-              <w:right w:w="90" w:type="dxa"/>
-            </w:tcMar>
-            <w:vAlign w:val="center"/>
-            <w:tcMar>
-              <w:top w:w="90" w:type="dxa"/>
-              <w:bottom w:w="90" w:type="dxa"/>
-              <w:left w:w="100" w:type="dxa"/>
-              <w:right w:w="100" w:type="dxa"/>
-            </w:tcMar>
-          </w:tcPr>
-          <w:p>
-            <w:pPr>
-              <w:spacing w:after="0" w:line="240" w:lineRule="auto"/>
-              <w:jc w:val="center"/>
-              <w:rPr>
-                <w:sz w:val="2"/>
-                <w:szCs w:val="2"/>
-              </w:rPr>
-            </w:pPr>
-            <w:r>
-              <w:rPr>
-                <w:b w:val="0"/>
-                <w:color w:val="000000"/>
-                <w:sz w:val="24"/>
-                <w:szCs w:val="24"/>
-                <w:rFonts w:eastAsia="Times New Roman" w:ascii="Times New Roman" w:hAnsi="Times New Roman"/>
-                <w:lang w:eastAsia="zh-CN"/>
-              </w:rPr>
-              <w:t xml:space="preserve">&lt;0.001</w:t>
-            </w:r>
-          </w:p>
-        </w:tc>
-      </w:tr>
-      <w:tr>
-        <w:trPr>
-          <w:cantSplit/>
-          <w:jc w:val="center"/>
-          <w:cantSplit/>
-        </w:trPr>
-        <w:tc>
-          <w:tcPr>
-            <w:tcW w:w="3053" w:type="dxa"/>
-            <w:tcMar>
-              <w:top w:w="90" w:type="dxa"/>
-              <w:left w:w="90" w:type="dxa"/>
-              <w:bottom w:w="90" w:type="dxa"/>
-              <w:right w:w="90" w:type="dxa"/>
-            </w:tcMar>
-            <w:vAlign w:val="center"/>
-            <w:tcMar>
-              <w:top w:w="90" w:type="dxa"/>
-              <w:bottom w:w="90" w:type="dxa"/>
-              <w:left w:w="100" w:type="dxa"/>
-              <w:right w:w="100" w:type="dxa"/>
-            </w:tcMar>
-          </w:tcPr>
-          <w:p>
-            <w:pPr>
-              <w:spacing w:after="0" w:line="240" w:lineRule="auto"/>
-              <w:jc w:val="left"/>
-              <w:rPr>
-                <w:sz w:val="2"/>
-                <w:szCs w:val="2"/>
-              </w:rPr>
-            </w:pPr>
-            <w:r>
-              <w:rPr>
-                <w:b w:val="0"/>
-                <w:color w:val="000000"/>
-                <w:sz w:val="24"/>
-                <w:szCs w:val="24"/>
-                <w:rFonts w:eastAsia="Times New Roman" w:ascii="Times New Roman" w:hAnsi="Times New Roman"/>
-                <w:lang w:eastAsia="zh-CN"/>
-              </w:rPr>
-              <w:t xml:space="preserve">ROS-associated fluorescence (AU)</w:t>
-            </w:r>
-          </w:p>
-        </w:tc>
-        <w:tc>
-          <w:tcPr>
-            <w:tcW w:w="1728" w:type="dxa"/>
-            <w:tcMar>
-              <w:top w:w="90" w:type="dxa"/>
-              <w:left w:w="90" w:type="dxa"/>
-              <w:bottom w:w="90" w:type="dxa"/>
-              <w:right w:w="90" w:type="dxa"/>
-            </w:tcMar>
-            <w:vAlign w:val="center"/>
-            <w:tcMar>
-              <w:top w:w="90" w:type="dxa"/>
-              <w:bottom w:w="90" w:type="dxa"/>
-              <w:left w:w="100" w:type="dxa"/>
-              <w:right w:w="100" w:type="dxa"/>
-            </w:tcMar>
-          </w:tcPr>
-          <w:p>
-            <w:pPr>
-              <w:spacing w:after="0" w:line="240" w:lineRule="auto"/>
-              <w:jc w:val="center"/>
-              <w:rPr>
-                <w:sz w:val="2"/>
-                <w:szCs w:val="2"/>
-              </w:rPr>
-            </w:pPr>
-            <w:r>
-              <w:rPr>
-                <w:b w:val="0"/>
-                <w:color w:val="000000"/>
-                <w:sz w:val="24"/>
-                <w:szCs w:val="24"/>
-                <w:rFonts w:eastAsia="Times New Roman" w:ascii="Times New Roman" w:hAnsi="Times New Roman"/>
-                <w:lang w:eastAsia="zh-CN"/>
-              </w:rPr>
-              <w:t xml:space="preserve">1968.8</w:t>
-            </w:r>
-          </w:p>
-        </w:tc>
-        <w:tc>
-          <w:tcPr>
-            <w:tcW w:w="2851" w:type="dxa"/>
-            <w:tcMar>
-              <w:top w:w="90" w:type="dxa"/>
-              <w:left w:w="90" w:type="dxa"/>
-              <w:bottom w:w="90" w:type="dxa"/>
-              <w:right w:w="90" w:type="dxa"/>
-            </w:tcMar>
-            <w:vAlign w:val="center"/>
-            <w:tcMar>
-              <w:top w:w="90" w:type="dxa"/>
-              <w:bottom w:w="90" w:type="dxa"/>
-              <w:left w:w="100" w:type="dxa"/>
-              <w:right w:w="100" w:type="dxa"/>
-            </w:tcMar>
-          </w:tcPr>
-          <w:p>
-            <w:pPr>
-              <w:spacing w:after="0" w:line="240" w:lineRule="auto"/>
-              <w:jc w:val="center"/>
-              <w:rPr>
-                <w:sz w:val="2"/>
-                <w:szCs w:val="2"/>
-              </w:rPr>
-            </w:pPr>
-            <w:r>
-              <w:rPr>
-                <w:b w:val="0"/>
-                <w:color w:val="000000"/>
-                <w:sz w:val="24"/>
-                <w:szCs w:val="24"/>
-                <w:rFonts w:eastAsia="Times New Roman" w:ascii="Times New Roman" w:hAnsi="Times New Roman"/>
-                <w:lang w:eastAsia="zh-CN"/>
-              </w:rPr>
-              <w:t xml:space="preserve">1683.7 to 2253.8</w:t>
-            </w:r>
-          </w:p>
-        </w:tc>
-        <w:tc>
-          <w:tcPr>
-            <w:tcW w:w="1224" w:type="dxa"/>
-            <w:tcMar>
-              <w:top w:w="90" w:type="dxa"/>
-              <w:left w:w="90" w:type="dxa"/>
-              <w:bottom w:w="90" w:type="dxa"/>
-              <w:right w:w="90" w:type="dxa"/>
-            </w:tcMar>
-            <w:vAlign w:val="center"/>
-            <w:tcMar>
-              <w:top w:w="90" w:type="dxa"/>
-              <w:bottom w:w="90" w:type="dxa"/>
-              <w:left w:w="100" w:type="dxa"/>
-              <w:right w:w="100" w:type="dxa"/>
-            </w:tcMar>
-          </w:tcPr>
-          <w:p>
-            <w:pPr>
-              <w:spacing w:after="0" w:line="240" w:lineRule="auto"/>
-              <w:jc w:val="center"/>
-              <w:rPr>
-                <w:sz w:val="2"/>
-                <w:szCs w:val="2"/>
-              </w:rPr>
-            </w:pPr>
-            <w:r>
-              <w:rPr>
-                <w:b w:val="0"/>
-                <w:color w:val="000000"/>
-                <w:sz w:val="24"/>
-                <w:szCs w:val="24"/>
-                <w:rFonts w:eastAsia="Times New Roman" w:ascii="Times New Roman" w:hAnsi="Times New Roman"/>
-                <w:lang w:eastAsia="zh-CN"/>
-              </w:rPr>
-              <w:t xml:space="preserve">&lt;0.001</w:t>
-            </w:r>
-          </w:p>
-        </w:tc>
-      </w:tr>
-    </w:tbl>
-    <w:p>
-      <w:pPr>
-        <w:widowControl/>
-      </w:pPr>
-      <w:r>
-        <w:rPr>
-          <w:rFonts w:ascii="Times New Roman" w:hAnsi="Times New Roman" w:cs="Times New Roman" w:eastAsia="Songti SC"/>
-          <w:color w:val="000000"/>
-          <w:sz w:val="24"/>
-        </w:rPr>
-        <w:t>表内为模型组减伪手术组的均值差及Games–Howell 95%置信区间。每组n = 6只独立大鼠；P值在各终点内三项比较中校正，未在不同终点之间校正。荧光值为蛋白浓度归一化的任意单位，不能解释为绝对ROS浓度。完整比较见补充文件3。</w:t>
-      </w:r>
-    </w:p>
-    <w:p>
-      <w:r>
-        <w:br w:type="page"/>
-      </w:r>
-    </w:p>
-    <w:p>
-      <w:pPr>
-        <w:pStyle w:val="3"/>
+        <w:pageBreakBefore/>
         <w:widowControl/>
       </w:pPr>
       <w:r>
